--- a/data/outputs/v2/Grade11/Biology/Quizzes/SS3.3_Excretion_and_Homeostasis_in_Animals/Biology_G11_SS3.3_Excretion_and_Homeostasis_in_Animals_L2_AnswerKey.docx
+++ b/data/outputs/v2/Grade11/Biology/Quizzes/SS3.3_Excretion_and_Homeostasis_in_Animals/Biology_G11_SS3.3_Excretion_and_Homeostasis_in_Animals_L2_AnswerKey.docx
@@ -1405,7 +1405,7 @@
         </w:rPr>
         <w:t xml:space="preserve">© 2026 SeaVuria and ARES. Aligned with KICD objectives. Developed by SeaVuria; technical implementation by ARES (with AI assistance from Claude). Licensed under </w:t>
       </w:r>
-      <w:hyperlink w:history="1" r:id="rIdjetijluvhprgeztw6rywh">
+      <w:hyperlink w:history="1" r:id="rIdgxoocyc9uexixdsi3d_49">
         <w:r>
           <w:rPr>
             <w:rFonts w:ascii="Arial" w:cs="Arial" w:eastAsia="Arial" w:hAnsi="Arial"/>
@@ -1426,7 +1426,7 @@
         </w:rPr>
         <w:t xml:space="preserve"> (</w:t>
       </w:r>
-      <w:hyperlink w:history="1" r:id="rIdah1nr_gaceikt5bwi4uf3">
+      <w:hyperlink w:history="1" r:id="rId6igfzu79rx1v4at2eun8i">
         <w:r>
           <w:rPr>
             <w:rFonts w:ascii="Arial" w:cs="Arial" w:eastAsia="Arial" w:hAnsi="Arial"/>

--- a/data/outputs/v2/Grade11/Biology/Quizzes/SS3.3_Excretion_and_Homeostasis_in_Animals/Biology_G11_SS3.3_Excretion_and_Homeostasis_in_Animals_L2_AnswerKey.docx
+++ b/data/outputs/v2/Grade11/Biology/Quizzes/SS3.3_Excretion_and_Homeostasis_in_Animals/Biology_G11_SS3.3_Excretion_and_Homeostasis_in_Animals_L2_AnswerKey.docx
@@ -1405,7 +1405,7 @@
         </w:rPr>
         <w:t xml:space="preserve">© 2026 SeaVuria and ARES. Aligned with KICD objectives. Developed by SeaVuria; technical implementation by ARES (with AI assistance from Claude). Licensed under </w:t>
       </w:r>
-      <w:hyperlink w:history="1" r:id="rIdgxoocyc9uexixdsi3d_49">
+      <w:hyperlink w:history="1" r:id="rIdq0dlmezjsnaoevrfrorp-">
         <w:r>
           <w:rPr>
             <w:rFonts w:ascii="Arial" w:cs="Arial" w:eastAsia="Arial" w:hAnsi="Arial"/>
@@ -1426,7 +1426,7 @@
         </w:rPr>
         <w:t xml:space="preserve"> (</w:t>
       </w:r>
-      <w:hyperlink w:history="1" r:id="rId6igfzu79rx1v4at2eun8i">
+      <w:hyperlink w:history="1" r:id="rIdagx69idlip7owgga-rgle">
         <w:r>
           <w:rPr>
             <w:rFonts w:ascii="Arial" w:cs="Arial" w:eastAsia="Arial" w:hAnsi="Arial"/>
